--- a/example_articles/gender/Unspecified/6.gender_Unspecified_Other_publisher.docx
+++ b/example_articles/gender/Unspecified/6.gender_Unspecified_Other_publisher.docx
@@ -27,17 +27,17 @@
     </w:p>
     <w:p>
       <w:r>
-        <w:t>Source File: Other publishers/Files (500) (27).DOCX</w:t>
+        <w:t>Source file: Other publishers/Files (500) (27).DOCX</w:t>
       </w:r>
     </w:p>
     <w:p>
       <w:r>
-        <w:t>Raw gender result: NA</w:t>
+        <w:t>Raw gender result, 'gender': NA</w:t>
       </w:r>
     </w:p>
     <w:p>
       <w:r>
-        <w:t>gender_stand (Standardized): Unspecified</w:t>
+        <w:t>Standardized gender result, 'gender_stand': Unspecified</w:t>
       </w:r>
     </w:p>
     <w:p>

--- a/example_articles/gender/Unspecified/6.gender_Unspecified_Other_publisher.docx
+++ b/example_articles/gender/Unspecified/6.gender_Unspecified_Other_publisher.docx
@@ -7,7 +7,7 @@
         <w:pStyle w:val="Heading1"/>
       </w:pPr>
       <w:r>
-        <w:t>No NYC 'News' means bad news</w:t>
+        <w:t>Campuses catch spirit of activism</w:t>
       </w:r>
     </w:p>
     <w:p>
@@ -17,17 +17,17 @@
     </w:p>
     <w:p>
       <w:r>
-        <w:t>Date: 1990-11-20</w:t>
+        <w:t>Date: 1990-05-10</w:t>
       </w:r>
     </w:p>
     <w:p>
       <w:r>
-        <w:t>Section: NEWS; Pg. 7A; Statesline</w:t>
+        <w:t>Section: LIFE; Pg. 1D; Cover Story</w:t>
       </w:r>
     </w:p>
     <w:p>
       <w:r>
-        <w:t>Source file: Other publishers/Files (500) (27).DOCX</w:t>
+        <w:t>Source file: Other publishers/Files (500) (28).DOCX</w:t>
       </w:r>
     </w:p>
     <w:p>
@@ -49,73 +49,71 @@
     </w:p>
     <w:p>
       <w:r>
-        <w:t>''It's like a death in the family … a tragedy.'' - Victor Navasky, 58, a New Yorker who is editor of The Nation magazine</w:t>
+        <w:t>For Dan Kiss, college means more than sparring with professors.</w:t>
         <w:br/>
-        <w:t xml:space="preserve"> </w:t>
+        <w:t>At a recent rally denouncing tuition hikes, the Oberlin (Ohio) College junior jumped on a cop he says had a chokehold on his friend. Now, in addition to final exams, the 21-year-old is facing a court date.</w:t>
         <w:br/>
-        <w:t xml:space="preserve"> NEW YORK - New York without the Daily News is like the city skyline without the Empire State Building.</w:t>
+        <w:t>Across the nation, students like Kiss are turning words into actions - sit- ins at Temple University, street blockades at Hunter College and arrests at the University of Wisconsin-Madison - that recall the tumult of the '60s.</w:t>
         <w:br/>
-        <w:t>Before the current, bitter 3-week-old strike, the city's biggest tabloid was a ritual read for many of the 1.1 million who bought it daily. On subways, it was a ubiquitous presence in the hands of straphangers. Now, it is a rarity.</w:t>
+        <w:t>''For me, (activism) is about being taken seriously when you say, 'Stick up for what's right,' '' says Kiss. ''It's when you carry through that people get uncomfortable.''</w:t>
         <w:br/>
-        <w:t>Even at New York's famous Horn &amp; Hardart Automat, next door to The Daily News Building on 42nd Street, no customers sipping coffee can be found poring over its black and white pages.</w:t>
+        <w:t>Beyond making speeches, they're changing policies.</w:t>
         <w:br/>
-        <w:t>The newspaper is still being printed. But throughout the city, newsdealers at sidewalk kiosks, booths and tobacco stores, intimidated by fears and threats of violence, have balked at selling New York's ''hometown paper.''</w:t>
+        <w:t>This week, the students of tiny Mills College in Oakland, Calif., shut down the 700-student women's college. When the board of trustees voted last week to bow to financial concerns and admit men, activists jammed the school's phone lines and blockaded administration buildings. Support, largely from other college student groups, poured in through the campus newspaper's fax machine.</w:t>
         <w:br/>
-        <w:t>Fear isn't unfounded. About 100 delivery trucks have been burned or otherwise damaged, newsstand locks glued shut and dozens of union members arrested.</w:t>
+        <w:t>More importantly, on Wednesday, after alumnae and faculty sided with students, board president F. Warren Hellman agreed to reconsider his support of the proposal.</w:t>
         <w:br/>
-        <w:t>About 2,600 workers in nine unions remain out on strike, including 230 of 350 newsroom employees.</w:t>
+        <w:t>''The faculty has made things easier by being on our side'' and postponing many classes, says Mary Lane, 19, a Mills sophomore. ''But if they weren't, the kids would just take their books to the blockades.</w:t>
         <w:br/>
-        <w:t>Increasingly, the strike is less a strike than a dance of death, a slow, stubborn self-destructive labor-management pas de deux.</w:t>
+        <w:t>We'd still be activists.''</w:t>
         <w:br/>
-        <w:t>There has been little negotiating, and a settlement is nowhere in sight. The Daily News says costly union work rules are at issue. The unions say they'll make concessions if the paper opens its books.</w:t>
+        <w:t>The rallying cry of the '60s was the Vietnam War. While ensuing decades saw pockets of protests against U.S. policy in Central America and corporate divestment from South Africa, students by and large were caught up in the '80s quest for high-dollar careers.</w:t>
         <w:br/>
-        <w:t>On the streets, the paper's absence is being felt even by those who didn't read it.</w:t>
+        <w:t>Today's students haven't lost sight of key foreign issues. But today's protests clearly hit closer to campus.</w:t>
         <w:br/>
-        <w:t>''It's like a death in the family … a tragedy,'' says Victor Navasky, 58, editor of The Nation magazine. Brought up in a family that wouldn't read the paper because at the time it smeared leftist politicians, he later came to count on the tabloid for its columns and solid coverage of local news. Like many, he assumed it would be around forever.</w:t>
+        <w:t>Top of the list: diversity. Students are passionate about the need for greater minority representation, not only on campus, but also among tenured faculty. Other sore spots are racism and escalating college costs.</w:t>
         <w:br/>
-        <w:t>Indeed, for those accustomed to seeing it, the paper's front page was as distinct and forceful a presence as the face of a parent or boisterous old aunt. Its pages were a concentrate of the city, written in the poetry of a grit that made obvious the inescapable - that New York is a city like no other.</w:t>
+        <w:t>''What makes this activism different is that it's not just 'radicals,' but everyday students who are reacting to things that affect their lives, like the prospect of being in debt for years to come,'' says Julianne Marley, U.S. Student Association, Washington, D.C. ''I think campuses have just begun to see the spark. There's going to be fire.'' Feeling the heat:</w:t>
         <w:br/>
-        <w:t>Of course, these days the snap is out of the city's fingers, the rhythm gone from its walk, New York's fiscal tap is running red ink, and its icons are in retreat. Ed Koch is 11 months out of office, Donald Trump toppled from his glitzy perch, George Steinbrenner booted from Yankee Stadium, Darryl Strawberry in flight to Los Angeles.</w:t>
+        <w:t>- -</w:t>
         <w:br/>
-        <w:t>And now the Daily News' best-known reporters and columnists, voices that helped the city think, have packed up their bylines for other papers and TV.</w:t>
+        <w:t>- Temple University (Philadelphia). -An altercation on April 26 between black students and white fraternity members left a black female student with a broken ankle and bruised ribs at the hands of a white campus police officer. Last week, black students blocked off five campus entrances until the president agreed to a meeting about disciplining the officer.</w:t>
         <w:br/>
-        <w:t>The strike also has New Yorkers at each others' throats. Some blame decades of union featherbedding and labor for economically killing the paper. Others say the paper's parent company, the Chicago-based Tribune Co., is a union-busting vampire sucking the blood of its workers.</w:t>
+        <w:t>- University of Wisconsin-Madison. -Over the past few weeks, students - incensed by ROTC's anti-homosexual policy - staged a five-day sleep-in. Police hauled 40 students from the offices of the university system president.</w:t>
         <w:br/>
-        <w:t>On subway platforms, city dwellers argue loudly over the morality of buying the Daily News from homeless men whom management gives the papers to for free for risking their necks and putting up with abuse.</w:t>
+        <w:t>- Wesleyan University (Middletown, Conn.). -Students pushed administrators to call off classes Tuesday so they could stage a rally protesting violent incidents in the past month, including vandalism at the school's Afro-American center.</w:t>
         <w:br/>
-        <w:t>''It's ugly,'' says Sidney Zion, a novelist and veteran of the press. ''The city feels naked without the News.''</w:t>
+        <w:t>- Hunter College (New York). -Last week, students blocked off Lexington Avenue and occupied administration buildings to protest proposed tuition hikes and financial aid cutbacks.</w:t>
         <w:br/>
-        <w:t>In the borough of Queens, the paper's blue-collar heartland, the Daily News is absent in bars like Breslin &amp; Sweeney's. Though it was a family tradition for many because it spoke their language chasing down stories of City Hall, the cops and the underworld, nostalgia for the paper has its limits. Sympathy for the working person, especially in tough times like these, runs deep.</w:t>
+        <w:t>''If we don't win, most of us will have to drop out of school. The fight is not over,'' says Hunter sophomore Yor-El Francis, 19, one of many working- class minorities enrolled at the school. ''We'll see if we can rent buses and go to Albany to see our legislators.''</w:t>
         <w:br/>
-        <w:t>There are those like waitress Karen Jones, 27, who misses her horoscope and says she needs the paper's working-class want ads. Others in this city of immigrants, like Pakistani cab driver Fazlerab Khan, 49, miss it because ''it was easy to read.''</w:t>
+        <w:t>Students gunning for concrete concessions know that brains can be more effective than brawn. Within hours of Mills' decision to resist the tide of change, students had set up a press office. Equally focused, Hunter students decided against challenging Mayor David Dinkins' promise to arrest those blocking the street in front of the school.</w:t>
         <w:br/>
-        <w:t>Of course, other New York papers once seemed indispensable - the World, the Mirror, the Herald, the Journal and especially the Tribune.</w:t>
+        <w:t>''We're talking about tuition. This is not about fighting the police,'' says Francis.</w:t>
         <w:br/>
-        <w:t>''Such is the fickleness of human nature,'' says New Yorker writer Brendan Gill. ''We got along without them.''</w:t>
+        <w:t>Oberlin's Kiss didn't set out to challenge police; he says today's methods are more sophisticated.</w:t>
         <w:br/>
-        <w:t xml:space="preserve"> TEXT OF GRAPHIC</w:t>
+        <w:t>''The conservative '80s were rough on progressive people,'' he says. ''Anyone at it now has learned to refine their tactics.''</w:t>
         <w:br/>
-        <w:t>'Daily News' in decline</w:t>
+        <w:t>Where did this movement come from?</w:t>
         <w:br/>
-        <w:t xml:space="preserve"> Striking unions estimate New York Daily News circulation has dropped as low as 100,000 since the strike began Oct. 25. The newspaper says it is delivering about 200,000 papers to subscribers daily. Circulation as of Sept. 30: </w:t>
+        <w:t>Besides being propelled by dollars-and-cents issues, many point a finger at the conservative lull of the past decade.</w:t>
         <w:br/>
-        <w:t>1 - Unaudited</w:t>
+        <w:t>''There's a marked interest in activism here,'' says Charles Moody, vice provost for minority affairs at the University of Michigan, which has experienced racial tension over the years. ''People talk about the selfishness of the '80s, and I think students want to show this is a different decade, a new generation who will get involved and try to change things.''</w:t>
         <w:br/>
-        <w:t>COMPLETE TEXT NOT AVAILABLE</w:t>
+        <w:t>How far will it go?</w:t>
         <w:br/>
-        <w:t>Source: Audit Bureau of Circulation</w:t>
+        <w:t>Students interviewed say they remain undeterred by shows of police force. Many say riot gear and dogs often greet their rallies. One says that a SWAT team was on call. A few, like Kiss, say that ''a couple of false moves'' would have turned their gathering into another Kent State, where four students died when the National Guard opened fire.</w:t>
         <w:br/>
+        <w:t>But administrators say they remember May 4, 1970.</w:t>
         <w:br/>
-        <w:t>Graphic</w:t>
+        <w:t>''Any threat of violence is the line beyond which both administrators and protesters can't cross,'' says Peter Liacouras, president of Temple University, which called in Philadelphia police to monitor a recent demonstration. ''But you also need to provide a forum for people to air their debates.''</w:t>
         <w:br/>
+        <w:t>Patrick Penn, Oberlin's dean of students, takes a similar administrative stand on campus activism. He says it's a double-edged sword that needs to be tempered with open dialogue.</w:t>
         <w:br/>
-        <w:t xml:space="preserve"> </w:t>
+        <w:t>''I'm concerned when they go beyond the parameters of the law,'' he says. ''But I'm also pleased to have critically thinking students who are willing to stand up for what they hold dear. It's part of the American tradition.''</w:t>
         <w:br/>
-        <w:t>b/w, Julie Stacey, USA TODAY, Source: Audit Bureau of Circulation; PHOTO; b/w, Mark Lennihan, AP</w:t>
-        <w:br/>
-        <w:t xml:space="preserve"> </w:t>
-        <w:br/>
-        <w:t>CUTLINE: BITTER TOSS: Tom Pennacchio, of Local 3 of the Newspaper Guild of America, throws 'Daily News' papers into the air outside the newspaper's offices in midtown New York.</w:t>
+        <w:t>But for many students today, the past is best left to the history books. Mention that '60s-forged tradition to Kiss, and the retort is quick and piercing: ''I'm not doing this for nostalgia.''</w:t>
       </w:r>
     </w:p>
     <w:sectPr>

--- a/example_articles/gender/Unspecified/6.gender_Unspecified_Other_publisher.docx
+++ b/example_articles/gender/Unspecified/6.gender_Unspecified_Other_publisher.docx
@@ -7,7 +7,7 @@
         <w:pStyle w:val="Heading1"/>
       </w:pPr>
       <w:r>
-        <w:t>Campuses catch spirit of activism</w:t>
+        <w:t>David Cannon: 2023 candidate for Aurora City Council Ward 5</w:t>
       </w:r>
     </w:p>
     <w:p>
@@ -17,17 +17,17 @@
     </w:p>
     <w:p>
       <w:r>
-        <w:t>Date: 1990-05-10</w:t>
+        <w:t>Date: 2023-04-02</w:t>
       </w:r>
     </w:p>
     <w:p>
       <w:r>
-        <w:t>Section: LIFE; Pg. 1D; Cover Story</w:t>
+        <w:t>Section: NEWS; Pg. 0</w:t>
       </w:r>
     </w:p>
     <w:p>
       <w:r>
-        <w:t>Source file: Other publishers/Files (500) (28).DOCX</w:t>
+        <w:t>Source file: Other publishers/Files (500) (3).DOCX</w:t>
       </w:r>
     </w:p>
     <w:p>
@@ -49,71 +49,17 @@
     </w:p>
     <w:p>
       <w:r>
-        <w:t>For Dan Kiss, college means more than sparring with professors.</w:t>
+        <w:t xml:space="preserve">Bio Town: Aurora Age on Election Day: 34 Occupation: Accountant Employer: Robert Half Previous offices held: N/A Q&amp;A Q: What is the most serious issue your community will face in the coming years and how should the city council respond to it? A: We are currently in a housing crisis locally, and will continue to be unless we start building more units, changing zoning restrictions, and taking a more active role in development. Housing is in short supply — less than half of 1% of units are available currently — leading to higher and higher rents. At the bottom end of the market, this is pushing people out of housing, and making it extremely difficult for the working class to afford even a modest unit. We should pilot a municipal land bank — a local authority to manage inventory of surplus land — which would give cooperatives and nonprofits a right of first refusal to acquire and redevelop city owned property. </w:t>
         <w:br/>
-        <w:t>At a recent rally denouncing tuition hikes, the Oberlin (Ohio) College junior jumped on a cop he says had a chokehold on his friend. Now, in addition to final exams, the 21-year-old is facing a court date.</w:t>
+        <w:t>Fox Valley Habitat for Humanity and Neighbor Project cannot do this alone. We must support their ongoing efforts and expand the scope of not-for-profit housing development in Aurora. Q: How would you describe the state of your community's finances? A: Working people are struggling right now. We are feeling it at the grocery store, our utility bills, and our monthly rent. The number of individuals receiving food at the Aurora Area Interfaith Food Pantry in January 2023 was nearly double what it was in 2021 and 2022. We must come together to help one another in bad times in order to prosper together in good. The city must do more for the people that live here. We could improve the financial health of the city (and regain public trust) by banning political contributions by people and businesses who do business with the city, effectively ending pay-to-play. Also, there should be more transparency in city contracts. Q: What should be the three top priorities for spending in your community during the next four years? A: From talking to my neighbors, I believe we should prioritize spending on Housing (more, affordable, sustainable); Infrastructure (roads, bridges, sidewalks); and Social Services (senior and disability services, access to food, homelessness services, mental health services). That said, I believe we should determine spending more democratically than we currently do by implementing a practice of participatory budgeting — where Aurorans would directly decide how to spend our own tax money. This is already happening successfully in thousands of cities around the world. This structure would give some power back to the citizens and give us more reason to care about what goes on at the city level. Q: Are there areas of spending that need to be curtailed? If so, what are they? A: TIF districts must be reined in. These are supposed to be used for infrastructure that benefits all citizens. We must stop giving massive handouts of public money to private corporations headquartered elsewhere. They are extractive, expensive, and risky. We are not a private equity firm, but a municipality. Let's act like one. Also, we should transition the city's fleet from gas to electric as soon as possible. Many different models of reliable, long-range electric vehicles are currently available, and should be leveraged. They are more efficient, cheaper to operate, and cheaper to maintain, not to mention better for the environment. This is a guaranteed return on investment and should be pursued in earnest. Q: What do you see as the most important infrastructure project the community must address? Why and how should it be paid for? Conversely, during these uncertain economic times, what project(s) can be put on the back burner? A: In the 5th Ward, I will finish the sound barrier on Orchard. The affected residents have put up with this nuisance for far too long. The current alderman has had two terms to resolve the problem, yet here we are, still waiting. If I am elected, I will see it through. It will be completed with input from the residents of the 5th Ward and it will be done correctly. The casino development project should be put on the back burner. Under the current administration, we are about to take out a $58M+ municipal bond, which is supposed to be repaid by a TIF district on a new casino space. As we appear to be entering into a recession, this move is highly risky and should be reconsidered. With the gaming expansion signed into law in 2019, the suburban casino market is about to become highly saturated. Six brand new casinos will be built in Illinois, including one in Chicago proper. And if that wasn't enough, Penn Gaming is also building a new casino in Joliet. Q: Describe your experience working in a group setting to determine policy. What is your style in such a setting to reach agreement and manage local government? Explain how you think that will be effective in producing effective actions and decisions with your city council. A: I have determined policy on a number of boards. My approach is democratic — Does what we're writing take into account the will of the people, or is it being dictated from above? Policy should be simple, yet precise. I will consult with city employees, policy experts, and my constituents whenever crafting ordinances. I will work with my fellow alderpeople to improve well-being, maintain infrastructure, and build community in our fair city. We will demand more on behalf of the working families of Aurora and we will get it. If you vote yes on everything that comes before you, why do you even bother calling it a democracy? And if there is conflict, so be it. Conflict is not necessarily bad — it can help you get to the essence of an issue and resolve it through good communication and negotiation. The alternative is often bad policy. Q: What makes you the best candidate for the job? A: When confronted by a pollution problem from the Hello Fresh plant, I rallied residents who had already created a survey and begun gathering air quality data. We canvassed the neighborhood and held public forums to determine the facts of the situation and to form a plan of action. After doing our due diligence, we presented our findings to the city council and demanded action. Hello Fresh was forced to respond publicly and remedies have been promised. We will continue to hold them accountable until the issue is resolved. This is what an alderperson should be doing. I will not dismiss your concerns when it is inconvenient for me. I will fight for what is right, no matter what. I will not be a rubber stamp. I cannot be bought. I will not be intimidated by bullies. I am an excellent listener and am highly empathetic. I will fight for my constituents and work tirelessly for your benefit. I hope to surprise you with my creativity, attention, and passion for good governance. Q: What's one good idea you have to better the community that no one is talking about yet? A: I have heard many of my neighbors voice concern about speeding and traffic accidents on West Galena Boulevard. There have been a number of deadly accidents on this stretch in recent years. Reducing speed would not only reduce the number of traffic accidents, but also the likelihood of death in these collisions. A novel solution to this problem is to convert Galena from a four-lane undivided road into a three-lane undivided road that consists of two through traffic lanes and a two-way left-turn lane in the center. Benefits include: crash reduction; fewer rear-end and left-turn crashes; fewer lanes for people walking to cross; provides space for bicycle lanes, bus stops, curb extensions or other uses; simplifies left turns from side streets; smoother traffic flow; and less lane switching. Is it possible that a little paint could make walking and biking safer (think WAHS and Greenman), improve public safety, and save us money and lives? I think it's worth asking the question.</w:t>
         <w:br/>
-        <w:t>Across the nation, students like Kiss are turning words into actions - sit- ins at Temple University, street blockades at Hunter College and arrests at the University of Wisconsin-Madison - that recall the tumult of the '60s.</w:t>
         <w:br/>
-        <w:t>''For me, (activism) is about being taken seriously when you say, 'Stick up for what's right,' '' says Kiss. ''It's when you carry through that people get uncomfortable.''</w:t>
+        <w:t>Graphic</w:t>
         <w:br/>
-        <w:t>Beyond making speeches, they're changing policies.</w:t>
         <w:br/>
-        <w:t>This week, the students of tiny Mills College in Oakland, Calif., shut down the 700-student women's college. When the board of trustees voted last week to bow to financial concerns and admit men, activists jammed the school's phone lines and blockaded administration buildings. Support, largely from other college student groups, poured in through the campus newspaper's fax machine.</w:t>
+        <w:t xml:space="preserve"> </w:t>
         <w:br/>
-        <w:t>More importantly, on Wednesday, after alumnae and faculty sided with students, board president F. Warren Hellman agreed to reconsider his support of the proposal.</w:t>
-        <w:br/>
-        <w:t>''The faculty has made things easier by being on our side'' and postponing many classes, says Mary Lane, 19, a Mills sophomore. ''But if they weren't, the kids would just take their books to the blockades.</w:t>
-        <w:br/>
-        <w:t>We'd still be activists.''</w:t>
-        <w:br/>
-        <w:t>The rallying cry of the '60s was the Vietnam War. While ensuing decades saw pockets of protests against U.S. policy in Central America and corporate divestment from South Africa, students by and large were caught up in the '80s quest for high-dollar careers.</w:t>
-        <w:br/>
-        <w:t>Today's students haven't lost sight of key foreign issues. But today's protests clearly hit closer to campus.</w:t>
-        <w:br/>
-        <w:t>Top of the list: diversity. Students are passionate about the need for greater minority representation, not only on campus, but also among tenured faculty. Other sore spots are racism and escalating college costs.</w:t>
-        <w:br/>
-        <w:t>''What makes this activism different is that it's not just 'radicals,' but everyday students who are reacting to things that affect their lives, like the prospect of being in debt for years to come,'' says Julianne Marley, U.S. Student Association, Washington, D.C. ''I think campuses have just begun to see the spark. There's going to be fire.'' Feeling the heat:</w:t>
-        <w:br/>
-        <w:t>- -</w:t>
-        <w:br/>
-        <w:t>- Temple University (Philadelphia). -An altercation on April 26 between black students and white fraternity members left a black female student with a broken ankle and bruised ribs at the hands of a white campus police officer. Last week, black students blocked off five campus entrances until the president agreed to a meeting about disciplining the officer.</w:t>
-        <w:br/>
-        <w:t>- University of Wisconsin-Madison. -Over the past few weeks, students - incensed by ROTC's anti-homosexual policy - staged a five-day sleep-in. Police hauled 40 students from the offices of the university system president.</w:t>
-        <w:br/>
-        <w:t>- Wesleyan University (Middletown, Conn.). -Students pushed administrators to call off classes Tuesday so they could stage a rally protesting violent incidents in the past month, including vandalism at the school's Afro-American center.</w:t>
-        <w:br/>
-        <w:t>- Hunter College (New York). -Last week, students blocked off Lexington Avenue and occupied administration buildings to protest proposed tuition hikes and financial aid cutbacks.</w:t>
-        <w:br/>
-        <w:t>''If we don't win, most of us will have to drop out of school. The fight is not over,'' says Hunter sophomore Yor-El Francis, 19, one of many working- class minorities enrolled at the school. ''We'll see if we can rent buses and go to Albany to see our legislators.''</w:t>
-        <w:br/>
-        <w:t>Students gunning for concrete concessions know that brains can be more effective than brawn. Within hours of Mills' decision to resist the tide of change, students had set up a press office. Equally focused, Hunter students decided against challenging Mayor David Dinkins' promise to arrest those blocking the street in front of the school.</w:t>
-        <w:br/>
-        <w:t>''We're talking about tuition. This is not about fighting the police,'' says Francis.</w:t>
-        <w:br/>
-        <w:t>Oberlin's Kiss didn't set out to challenge police; he says today's methods are more sophisticated.</w:t>
-        <w:br/>
-        <w:t>''The conservative '80s were rough on progressive people,'' he says. ''Anyone at it now has learned to refine their tactics.''</w:t>
-        <w:br/>
-        <w:t>Where did this movement come from?</w:t>
-        <w:br/>
-        <w:t>Besides being propelled by dollars-and-cents issues, many point a finger at the conservative lull of the past decade.</w:t>
-        <w:br/>
-        <w:t>''There's a marked interest in activism here,'' says Charles Moody, vice provost for minority affairs at the University of Michigan, which has experienced racial tension over the years. ''People talk about the selfishness of the '80s, and I think students want to show this is a different decade, a new generation who will get involved and try to change things.''</w:t>
-        <w:br/>
-        <w:t>How far will it go?</w:t>
-        <w:br/>
-        <w:t>Students interviewed say they remain undeterred by shows of police force. Many say riot gear and dogs often greet their rallies. One says that a SWAT team was on call. A few, like Kiss, say that ''a couple of false moves'' would have turned their gathering into another Kent State, where four students died when the National Guard opened fire.</w:t>
-        <w:br/>
-        <w:t>But administrators say they remember May 4, 1970.</w:t>
-        <w:br/>
-        <w:t>''Any threat of violence is the line beyond which both administrators and protesters can't cross,'' says Peter Liacouras, president of Temple University, which called in Philadelphia police to monitor a recent demonstration. ''But you also need to provide a forum for people to air their debates.''</w:t>
-        <w:br/>
-        <w:t>Patrick Penn, Oberlin's dean of students, takes a similar administrative stand on campus activism. He says it's a double-edged sword that needs to be tempered with open dialogue.</w:t>
-        <w:br/>
-        <w:t>''I'm concerned when they go beyond the parameters of the law,'' he says. ''But I'm also pleased to have critically thinking students who are willing to stand up for what they hold dear. It's part of the American tradition.''</w:t>
-        <w:br/>
-        <w:t>But for many students today, the past is best left to the history books. Mention that '60s-forged tradition to Kiss, and the retort is quick and piercing: ''I'm not doing this for nostalgia.''</w:t>
+        <w:t>David Cannon</w:t>
       </w:r>
     </w:p>
     <w:sectPr>
